--- a/_SAMPLES_ENTREGAVEIS/cdt/sample-cdt-v1.3.0.docx
+++ b/_SAMPLES_ENTREGAVEIS/cdt/sample-cdt-v1.3.0.docx
@@ -4,15 +4,83 @@
   <w:body>
     <w:p>
       <w:pPr>
-        <w:pStyle w:val="Title"/>
+        <w:tabs>
+          <w:tab w:pos="10092" w:val="right"/>
+        </w:tabs>
+        <w:spacing w:line="560" w:lineRule="exact"/>
+        <w:pBdr>
+          <w:bottom w:val="single" w:sz="12" w:color="193C8E"/>
+        </w:pBdr>
       </w:pPr>
       <w:r>
+        <w:rPr>
+          <w:rFonts w:ascii="Montserrat" w:hAnsi="Montserrat" w:eastAsia="Montserrat" w:cs="Montserrat"/>
+          <w:b/>
+          <w:color w:val="4C73D1"/>
+          <w:sz w:val="16"/>
+        </w:rPr>
+        <w:t>CADASTRO DE DEMANDA TECNOLÓGICA (CDT)</w:t>
+      </w:r>
+      <w:r>
+        <w:tab/>
+        <w:drawing>
+          <wp:inline xmlns:a="http://schemas.openxmlformats.org/drawingml/2006/main" xmlns:pic="http://schemas.openxmlformats.org/drawingml/2006/picture">
+            <wp:extent cx="1080000" cy="404885"/>
+            <wp:docPr id="1" name="Picture 1"/>
+            <wp:cNvGraphicFramePr>
+              <a:graphicFrameLocks noChangeAspect="1"/>
+            </wp:cNvGraphicFramePr>
+            <a:graphic>
+              <a:graphicData uri="http://schemas.openxmlformats.org/drawingml/2006/picture">
+                <pic:pic>
+                  <pic:nvPicPr>
+                    <pic:cNvPr id="0" name="logo_ccee.png"/>
+                    <pic:cNvPicPr/>
+                  </pic:nvPicPr>
+                  <pic:blipFill>
+                    <a:blip r:embed="rId9"/>
+                    <a:stretch>
+                      <a:fillRect/>
+                    </a:stretch>
+                  </pic:blipFill>
+                  <pic:spPr>
+                    <a:xfrm>
+                      <a:off x="0" y="0"/>
+                      <a:ext cx="1080000" cy="404885"/>
+                    </a:xfrm>
+                    <a:prstGeom prst="rect"/>
+                  </pic:spPr>
+                </pic:pic>
+              </a:graphicData>
+            </a:graphic>
+          </wp:inline>
+        </w:drawing>
+      </w:r>
+    </w:p>
+    <w:p>
+      <w:pPr>
+        <w:pStyle w:val="Title"/>
+        <w:spacing w:before="160" w:after="120"/>
+      </w:pPr>
+      <w:r>
+        <w:rPr>
+          <w:rFonts w:ascii="Montserrat" w:hAnsi="Montserrat" w:eastAsia="Montserrat" w:cs="Montserrat"/>
+          <w:b/>
+          <w:color w:val="193C8E"/>
+          <w:sz w:val="50"/>
+        </w:rPr>
         <w:t>EXEMPLO FICTÍCIO: Formulário guiado para pedidos de dados históricos</w:t>
       </w:r>
     </w:p>
     <w:p>
+      <w:pPr>
+        <w:spacing w:before="0" w:after="100" w:line="165" w:lineRule="exact"/>
+      </w:pPr>
+      <w:r/>
       <w:r>
         <w:rPr>
+          <w:rFonts w:ascii="Montserrat" w:hAnsi="Montserrat" w:eastAsia="Montserrat" w:cs="Montserrat"/>
+          <w:b w:val="0"/>
           <w:color w:val="586EA4"/>
           <w:sz w:val="15"/>
         </w:rPr>
@@ -20,362 +88,426 @@
       </w:r>
     </w:p>
     <w:p>
+      <w:pPr>
+        <w:spacing w:before="0" w:after="0" w:line="283" w:lineRule="exact"/>
+      </w:pPr>
+      <w:r/>
       <w:r>
+        <w:rPr>
+          <w:rFonts w:ascii="Montserrat" w:hAnsi="Montserrat" w:eastAsia="Montserrat" w:cs="Montserrat"/>
+          <w:b w:val="0"/>
+          <w:color w:val="102661"/>
+          <w:sz w:val="21"/>
+        </w:rPr>
         <w:t>Amostra de validação visual e estrutural. Dados, pessoas e resultados são fictícios.</w:t>
       </w:r>
     </w:p>
     <w:p>
       <w:pPr>
         <w:pStyle w:val="Heading1"/>
+        <w:spacing w:before="200" w:after="140" w:line="264" w:lineRule="exact"/>
         <w:shd w:fill="102661"/>
       </w:pPr>
       <w:r>
         <w:rPr>
+          <w:caps/>
           <w:color w:val="FFFFFF"/>
+        </w:rPr>
+      </w:r>
+      <w:r>
+        <w:rPr>
+          <w:rFonts w:ascii="Montserrat" w:hAnsi="Montserrat" w:eastAsia="Montserrat" w:cs="Montserrat"/>
+          <w:b/>
+          <w:caps/>
+          <w:color w:val="FFFFFF"/>
+          <w:sz w:val="22"/>
         </w:rPr>
         <w:t>Rótulo Epic</w:t>
       </w:r>
     </w:p>
-    <w:tbl>
-      <w:tblPr>
-        <w:tblStyle w:val="TableGrid"/>
-        <w:tblW w:type="auto" w:w="0"/>
-        <w:tblLook w:firstColumn="1" w:firstRow="1" w:lastColumn="0" w:lastRow="0" w:noHBand="0" w:noVBand="1" w:val="04A0"/>
-      </w:tblPr>
-      <w:tblGrid>
-        <w:gridCol w:w="10092"/>
-      </w:tblGrid>
-      <w:tr>
-        <w:tc>
-          <w:tcPr>
-            <w:tcW w:type="dxa" w:w="10092"/>
-            <w:shd w:fill="F3F5FA"/>
-          </w:tcPr>
-          <w:p>
-            <w:r>
-              <w:rPr>
-                <w:b w:val="0"/>
-              </w:rPr>
-              <w:t>Formulário web com protocolo automático para pedidos de dados históricos no portal de atendimento</w:t>
-            </w:r>
-          </w:p>
-        </w:tc>
-      </w:tr>
-    </w:tbl>
+    <w:p>
+      <w:pPr>
+        <w:spacing w:after="140" w:line="256" w:lineRule="exact"/>
+      </w:pPr>
+      <w:r>
+        <w:rPr>
+          <w:rFonts w:ascii="Montserrat" w:hAnsi="Montserrat" w:eastAsia="Montserrat" w:cs="Montserrat"/>
+          <w:b w:val="0"/>
+          <w:color w:val="30343B"/>
+          <w:sz w:val="19"/>
+        </w:rPr>
+        <w:t>Formulário web com protocolo automático para pedidos de dados históricos no portal de atendimento</w:t>
+      </w:r>
+    </w:p>
+    <w:p>
+      <w:pPr>
+        <w:spacing w:before="0" w:after="160" w:line="256" w:lineRule="exact"/>
+      </w:pPr>
+      <w:r/>
+      <w:r>
+        <w:rPr>
+          <w:rFonts w:ascii="Montserrat" w:hAnsi="Montserrat" w:eastAsia="Montserrat" w:cs="Montserrat"/>
+          <w:b w:val="0"/>
+          <w:color w:val="30343B"/>
+          <w:sz w:val="19"/>
+        </w:rPr>
+      </w:r>
+    </w:p>
     <w:p>
       <w:pPr>
         <w:pStyle w:val="Heading1"/>
+        <w:spacing w:before="200" w:after="140" w:line="264" w:lineRule="exact"/>
         <w:shd w:fill="102661"/>
       </w:pPr>
       <w:r>
         <w:rPr>
+          <w:caps/>
           <w:color w:val="FFFFFF"/>
+        </w:rPr>
+      </w:r>
+      <w:r>
+        <w:rPr>
+          <w:rFonts w:ascii="Montserrat" w:hAnsi="Montserrat" w:eastAsia="Montserrat" w:cs="Montserrat"/>
+          <w:b/>
+          <w:caps/>
+          <w:color w:val="FFFFFF"/>
+          <w:sz w:val="22"/>
         </w:rPr>
         <w:t>Descrição</w:t>
       </w:r>
     </w:p>
-    <w:tbl>
-      <w:tblPr>
-        <w:tblStyle w:val="TableGrid"/>
-        <w:tblW w:type="auto" w:w="0"/>
-        <w:tblLook w:firstColumn="1" w:firstRow="1" w:lastColumn="0" w:lastRow="0" w:noHBand="0" w:noVBand="1" w:val="04A0"/>
-      </w:tblPr>
-      <w:tblGrid>
-        <w:gridCol w:w="10092"/>
-      </w:tblGrid>
-      <w:tr>
-        <w:tc>
-          <w:tcPr>
-            <w:tcW w:type="dxa" w:w="10092"/>
-            <w:shd w:fill="F3F5FA"/>
-          </w:tcPr>
-          <w:p>
-            <w:r>
-              <w:rPr>
-                <w:b/>
-              </w:rPr>
-              <w:t>Qual problema queremos resolver?</w:t>
-            </w:r>
-            <w:r>
-              <w:rPr>
-                <w:b w:val="0"/>
-              </w:rPr>
-              <w:br/>
-              <w:t>Queremos que os pedidos de dados históricos cheguem completos na primeira tentativa. Hoje recebemos esses pedidos por e-mail, sem padrão e muitas vezes sem as informações mínimas: cerca de 4 em cada 10 voltam ao agente para complemento. O retrabalho ocupa nossa equipe de atendimento e atrasa a entrega dos dados ao mercado.</w:t>
-              <w:br/>
-              <w:br/>
-            </w:r>
-            <w:r>
-              <w:rPr>
-                <w:b/>
-              </w:rPr>
-              <w:t>Quem é impactado?</w:t>
-            </w:r>
-            <w:r>
-              <w:rPr>
-                <w:b w:val="0"/>
-              </w:rPr>
-              <w:br/>
-              <w:t>- Agentes de mercado que pedem dados históricos, principalmente comercializadores e geradores.</w:t>
-              <w:br/>
-              <w:t>- Nossa equipe de atendimento, que confere e responde os pedidos.</w:t>
-              <w:br/>
-              <w:t>- Nossa gestão, que acompanha os prazos sem visão consolidada.</w:t>
-              <w:br/>
-              <w:br/>
-            </w:r>
-            <w:r>
-              <w:rPr>
-                <w:b/>
-              </w:rPr>
-              <w:t>Como o processo funciona hoje?</w:t>
-            </w:r>
-            <w:r>
-              <w:rPr>
-                <w:b w:val="0"/>
-              </w:rPr>
-              <w:br/>
-              <w:t>1. O agente envia o pedido por e-mail.</w:t>
-              <w:br/>
-              <w:t>2. Nosso analista confere o pedido e, se falta informação, pede complemento por e-mail.</w:t>
-              <w:br/>
-              <w:t>3. Controlamos o andamento numa planilha própria.</w:t>
-              <w:br/>
-              <w:t>4. Extraímos os dados e enviamos por e-mail.</w:t>
-              <w:br/>
-              <w:br/>
-            </w:r>
-            <w:r>
-              <w:rPr>
-                <w:b/>
-              </w:rPr>
-              <w:t>Onde falha:</w:t>
-            </w:r>
-            <w:r>
-              <w:rPr>
-                <w:b w:val="0"/>
-              </w:rPr>
-              <w:t xml:space="preserve"> não há campos obrigatórios nem status visível ao agente.</w:t>
-              <w:br/>
-              <w:br/>
-            </w:r>
-            <w:r>
-              <w:rPr>
-                <w:b/>
-              </w:rPr>
-              <w:t>Qual resultado esperamos alcançar?</w:t>
-            </w:r>
-            <w:r>
-              <w:rPr>
-                <w:b w:val="0"/>
-              </w:rPr>
-              <w:br/>
-              <w:t>Pedidos completos na primeira tentativa, menos horas da nossa equipe com complementos e o agente acompanhando o andamento do próprio pedido. Aprovamos o desenvolvimento interno na apresentação final do projeto.</w:t>
-              <w:br/>
-              <w:br/>
-            </w:r>
-            <w:r>
-              <w:rPr>
-                <w:b/>
-              </w:rPr>
-              <w:t>O que é prioridade neste momento?</w:t>
-            </w:r>
-            <w:r>
-              <w:rPr>
-                <w:b w:val="0"/>
-              </w:rPr>
-              <w:br/>
-            </w:r>
-            <w:r>
-              <w:rPr>
-                <w:b/>
-              </w:rPr>
-              <w:t>Essencial</w:t>
-            </w:r>
-            <w:r>
-              <w:rPr>
-                <w:b w:val="0"/>
-              </w:rPr>
-              <w:br/>
-              <w:t>- Formulário com campos obrigatórios por tipo de pedido.</w:t>
-              <w:br/>
-              <w:t>- Número de protocolo para cada pedido.</w:t>
-              <w:br/>
-              <w:br/>
-            </w:r>
-            <w:r>
-              <w:rPr>
-                <w:b/>
-              </w:rPr>
-              <w:t>Importante, pode vir depois</w:t>
-            </w:r>
-            <w:r>
-              <w:rPr>
-                <w:b w:val="0"/>
-              </w:rPr>
-              <w:br/>
-              <w:t>- Status do pedido visível ao agente.</w:t>
-              <w:br/>
-              <w:t>- Painel de prazos para nossa gestão.</w:t>
-              <w:br/>
-              <w:br/>
-            </w:r>
-            <w:r>
-              <w:rPr>
-                <w:b/>
-              </w:rPr>
-              <w:t>Fora do escopo</w:t>
-            </w:r>
-            <w:r>
-              <w:rPr>
-                <w:b w:val="0"/>
-              </w:rPr>
-              <w:br/>
-              <w:t>- Extração automática dos dados.</w:t>
-              <w:br/>
-              <w:t>- Integração com outros sistemas internos.</w:t>
-            </w:r>
-          </w:p>
-        </w:tc>
-      </w:tr>
-    </w:tbl>
+    <w:p>
+      <w:pPr>
+        <w:spacing w:after="140" w:line="256" w:lineRule="exact"/>
+      </w:pPr>
+      <w:r>
+        <w:rPr>
+          <w:rFonts w:ascii="Montserrat" w:hAnsi="Montserrat" w:eastAsia="Montserrat" w:cs="Montserrat"/>
+          <w:b w:val="0"/>
+          <w:color w:val="30343B"/>
+          <w:sz w:val="19"/>
+        </w:rPr>
+        <w:t>Qual problema queremos resolver?</w:t>
+      </w:r>
+      <w:r>
+        <w:rPr>
+          <w:rFonts w:ascii="Montserrat" w:hAnsi="Montserrat" w:eastAsia="Montserrat" w:cs="Montserrat"/>
+          <w:b w:val="0"/>
+          <w:color w:val="30343B"/>
+          <w:sz w:val="19"/>
+        </w:rPr>
+        <w:br/>
+        <w:t>Queremos que os pedidos de dados históricos cheguem completos na primeira tentativa. Hoje recebemos esses pedidos por e-mail, sem padrão e muitas vezes sem as informações mínimas: cerca de 4 em cada 10 voltam ao agente para complemento. O retrabalho ocupa nossa equipe de atendimento e atrasa a entrega dos dados ao mercado.</w:t>
+        <w:br/>
+        <w:br/>
+      </w:r>
+      <w:r>
+        <w:rPr>
+          <w:rFonts w:ascii="Montserrat" w:hAnsi="Montserrat" w:eastAsia="Montserrat" w:cs="Montserrat"/>
+          <w:b w:val="0"/>
+          <w:color w:val="30343B"/>
+          <w:sz w:val="19"/>
+        </w:rPr>
+        <w:t>Quem é impactado?</w:t>
+      </w:r>
+      <w:r>
+        <w:rPr>
+          <w:rFonts w:ascii="Montserrat" w:hAnsi="Montserrat" w:eastAsia="Montserrat" w:cs="Montserrat"/>
+          <w:b w:val="0"/>
+          <w:color w:val="30343B"/>
+          <w:sz w:val="19"/>
+        </w:rPr>
+        <w:br/>
+        <w:t>- Agentes de mercado que pedem dados históricos, principalmente comercializadores e geradores.</w:t>
+        <w:br/>
+        <w:t>- Nossa equipe de atendimento, que confere e responde os pedidos.</w:t>
+        <w:br/>
+        <w:t>- Nossa gestão, que acompanha os prazos sem visão consolidada.</w:t>
+        <w:br/>
+        <w:br/>
+      </w:r>
+      <w:r>
+        <w:rPr>
+          <w:rFonts w:ascii="Montserrat" w:hAnsi="Montserrat" w:eastAsia="Montserrat" w:cs="Montserrat"/>
+          <w:b w:val="0"/>
+          <w:color w:val="30343B"/>
+          <w:sz w:val="19"/>
+        </w:rPr>
+        <w:t>Como o processo funciona hoje?</w:t>
+      </w:r>
+      <w:r>
+        <w:rPr>
+          <w:rFonts w:ascii="Montserrat" w:hAnsi="Montserrat" w:eastAsia="Montserrat" w:cs="Montserrat"/>
+          <w:b w:val="0"/>
+          <w:color w:val="30343B"/>
+          <w:sz w:val="19"/>
+        </w:rPr>
+        <w:br/>
+        <w:t>1. O agente envia o pedido por e-mail.</w:t>
+        <w:br/>
+        <w:t>2. Nosso analista confere o pedido e, se falta informação, pede complemento por e-mail.</w:t>
+        <w:br/>
+        <w:t>3. Controlamos o andamento numa planilha própria.</w:t>
+        <w:br/>
+        <w:t>4. Extraímos os dados e enviamos por e-mail.</w:t>
+        <w:br/>
+        <w:br/>
+      </w:r>
+      <w:r>
+        <w:rPr>
+          <w:rFonts w:ascii="Montserrat" w:hAnsi="Montserrat" w:eastAsia="Montserrat" w:cs="Montserrat"/>
+          <w:b w:val="0"/>
+          <w:color w:val="30343B"/>
+          <w:sz w:val="19"/>
+        </w:rPr>
+        <w:t>Onde falha:</w:t>
+      </w:r>
+      <w:r>
+        <w:rPr>
+          <w:rFonts w:ascii="Montserrat" w:hAnsi="Montserrat" w:eastAsia="Montserrat" w:cs="Montserrat"/>
+          <w:b w:val="0"/>
+          <w:color w:val="30343B"/>
+          <w:sz w:val="19"/>
+        </w:rPr>
+        <w:t xml:space="preserve"> não há campos obrigatórios nem status visível ao agente.</w:t>
+        <w:br/>
+        <w:br/>
+      </w:r>
+      <w:r>
+        <w:rPr>
+          <w:rFonts w:ascii="Montserrat" w:hAnsi="Montserrat" w:eastAsia="Montserrat" w:cs="Montserrat"/>
+          <w:b w:val="0"/>
+          <w:color w:val="30343B"/>
+          <w:sz w:val="19"/>
+        </w:rPr>
+        <w:t>Qual resultado esperamos alcançar?</w:t>
+      </w:r>
+      <w:r>
+        <w:rPr>
+          <w:rFonts w:ascii="Montserrat" w:hAnsi="Montserrat" w:eastAsia="Montserrat" w:cs="Montserrat"/>
+          <w:b w:val="0"/>
+          <w:color w:val="30343B"/>
+          <w:sz w:val="19"/>
+        </w:rPr>
+        <w:br/>
+        <w:t>Pedidos completos na primeira tentativa, menos horas da nossa equipe com complementos e o agente acompanhando o andamento do próprio pedido. Aprovamos o desenvolvimento interno na apresentação final do projeto.</w:t>
+        <w:br/>
+        <w:br/>
+      </w:r>
+      <w:r>
+        <w:rPr>
+          <w:rFonts w:ascii="Montserrat" w:hAnsi="Montserrat" w:eastAsia="Montserrat" w:cs="Montserrat"/>
+          <w:b w:val="0"/>
+          <w:color w:val="30343B"/>
+          <w:sz w:val="19"/>
+        </w:rPr>
+        <w:t>O que é prioridade neste momento?</w:t>
+      </w:r>
+      <w:r>
+        <w:rPr>
+          <w:rFonts w:ascii="Montserrat" w:hAnsi="Montserrat" w:eastAsia="Montserrat" w:cs="Montserrat"/>
+          <w:b w:val="0"/>
+          <w:color w:val="30343B"/>
+          <w:sz w:val="19"/>
+        </w:rPr>
+        <w:br/>
+      </w:r>
+      <w:r>
+        <w:rPr>
+          <w:rFonts w:ascii="Montserrat" w:hAnsi="Montserrat" w:eastAsia="Montserrat" w:cs="Montserrat"/>
+          <w:b w:val="0"/>
+          <w:color w:val="30343B"/>
+          <w:sz w:val="19"/>
+        </w:rPr>
+        <w:t>Essencial</w:t>
+      </w:r>
+      <w:r>
+        <w:rPr>
+          <w:rFonts w:ascii="Montserrat" w:hAnsi="Montserrat" w:eastAsia="Montserrat" w:cs="Montserrat"/>
+          <w:b w:val="0"/>
+          <w:color w:val="30343B"/>
+          <w:sz w:val="19"/>
+        </w:rPr>
+        <w:br/>
+        <w:t>- Formulário com campos obrigatórios por tipo de pedido.</w:t>
+        <w:br/>
+        <w:t>- Número de protocolo para cada pedido.</w:t>
+        <w:br/>
+        <w:br/>
+      </w:r>
+      <w:r>
+        <w:rPr>
+          <w:rFonts w:ascii="Montserrat" w:hAnsi="Montserrat" w:eastAsia="Montserrat" w:cs="Montserrat"/>
+          <w:b w:val="0"/>
+          <w:color w:val="30343B"/>
+          <w:sz w:val="19"/>
+        </w:rPr>
+        <w:t>Importante, pode vir depois</w:t>
+      </w:r>
+      <w:r>
+        <w:rPr>
+          <w:rFonts w:ascii="Montserrat" w:hAnsi="Montserrat" w:eastAsia="Montserrat" w:cs="Montserrat"/>
+          <w:b w:val="0"/>
+          <w:color w:val="30343B"/>
+          <w:sz w:val="19"/>
+        </w:rPr>
+        <w:br/>
+        <w:t>- Status do pedido visível ao agente.</w:t>
+        <w:br/>
+        <w:t>- Painel de prazos para nossa gestão.</w:t>
+        <w:br/>
+        <w:br/>
+      </w:r>
+      <w:r>
+        <w:rPr>
+          <w:rFonts w:ascii="Montserrat" w:hAnsi="Montserrat" w:eastAsia="Montserrat" w:cs="Montserrat"/>
+          <w:b w:val="0"/>
+          <w:color w:val="30343B"/>
+          <w:sz w:val="19"/>
+        </w:rPr>
+        <w:t>Fora do escopo</w:t>
+      </w:r>
+      <w:r>
+        <w:rPr>
+          <w:rFonts w:ascii="Montserrat" w:hAnsi="Montserrat" w:eastAsia="Montserrat" w:cs="Montserrat"/>
+          <w:b w:val="0"/>
+          <w:color w:val="30343B"/>
+          <w:sz w:val="19"/>
+        </w:rPr>
+        <w:br/>
+        <w:t>- Extração automática dos dados.</w:t>
+        <w:br/>
+        <w:t>- Integração com outros sistemas internos.</w:t>
+      </w:r>
+    </w:p>
+    <w:p>
+      <w:pPr>
+        <w:spacing w:before="0" w:after="160" w:line="256" w:lineRule="exact"/>
+      </w:pPr>
+      <w:r/>
+      <w:r>
+        <w:rPr>
+          <w:rFonts w:ascii="Montserrat" w:hAnsi="Montserrat" w:eastAsia="Montserrat" w:cs="Montserrat"/>
+          <w:b w:val="0"/>
+          <w:color w:val="30343B"/>
+          <w:sz w:val="19"/>
+        </w:rPr>
+      </w:r>
+    </w:p>
     <w:p>
       <w:pPr>
         <w:pStyle w:val="Heading1"/>
+        <w:spacing w:before="200" w:after="140" w:line="264" w:lineRule="exact"/>
         <w:shd w:fill="102661"/>
       </w:pPr>
       <w:r>
         <w:rPr>
+          <w:caps/>
           <w:color w:val="FFFFFF"/>
+        </w:rPr>
+      </w:r>
+      <w:r>
+        <w:rPr>
+          <w:rFonts w:ascii="Montserrat" w:hAnsi="Montserrat" w:eastAsia="Montserrat" w:cs="Montserrat"/>
+          <w:b/>
+          <w:caps/>
+          <w:color w:val="FFFFFF"/>
+          <w:sz w:val="22"/>
         </w:rPr>
         <w:t>Justificativa</w:t>
       </w:r>
     </w:p>
-    <w:tbl>
-      <w:tblPr>
-        <w:tblStyle w:val="TableGrid"/>
-        <w:tblW w:type="auto" w:w="0"/>
-        <w:tblLook w:firstColumn="1" w:firstRow="1" w:lastColumn="0" w:lastRow="0" w:noHBand="0" w:noVBand="1" w:val="04A0"/>
-      </w:tblPr>
-      <w:tblGrid>
-        <w:gridCol w:w="10092"/>
-      </w:tblGrid>
-      <w:tr>
-        <w:tc>
-          <w:tcPr>
-            <w:tcW w:type="dxa" w:w="10092"/>
-            <w:shd w:fill="F3F5FA"/>
-          </w:tcPr>
-          <w:p>
-            <w:r>
-              <w:rPr>
-                <w:b w:val="0"/>
-              </w:rPr>
-              <w:t>Retrabalho contínuo: os pedidos incompletos continuam consumindo horas da nossa equipe de atendimento.</w:t>
-              <w:br/>
-              <w:t>Atraso ao mercado: os agentes seguem sem prazo previsível para receber os dados.</w:t>
-            </w:r>
-          </w:p>
-        </w:tc>
-      </w:tr>
-    </w:tbl>
+    <w:p>
+      <w:pPr>
+        <w:spacing w:after="140" w:line="256" w:lineRule="exact"/>
+      </w:pPr>
+      <w:r>
+        <w:rPr>
+          <w:rFonts w:ascii="Montserrat" w:hAnsi="Montserrat" w:eastAsia="Montserrat" w:cs="Montserrat"/>
+          <w:b w:val="0"/>
+          <w:color w:val="30343B"/>
+          <w:sz w:val="19"/>
+        </w:rPr>
+        <w:t>Retrabalho contínuo: os pedidos incompletos continuam consumindo horas da nossa equipe de atendimento.</w:t>
+        <w:br/>
+        <w:t>Atraso ao mercado: os agentes seguem sem prazo previsível para receber os dados.</w:t>
+      </w:r>
+    </w:p>
+    <w:p>
+      <w:pPr>
+        <w:spacing w:before="0" w:after="160" w:line="256" w:lineRule="exact"/>
+      </w:pPr>
+      <w:r/>
+      <w:r>
+        <w:rPr>
+          <w:rFonts w:ascii="Montserrat" w:hAnsi="Montserrat" w:eastAsia="Montserrat" w:cs="Montserrat"/>
+          <w:b w:val="0"/>
+          <w:color w:val="30343B"/>
+          <w:sz w:val="19"/>
+        </w:rPr>
+      </w:r>
+    </w:p>
     <w:p>
       <w:pPr>
         <w:pStyle w:val="Heading1"/>
+        <w:spacing w:before="200" w:after="140" w:line="264" w:lineRule="exact"/>
         <w:shd w:fill="102661"/>
       </w:pPr>
       <w:r>
         <w:rPr>
+          <w:caps/>
           <w:color w:val="FFFFFF"/>
+        </w:rPr>
+      </w:r>
+      <w:r>
+        <w:rPr>
+          <w:rFonts w:ascii="Montserrat" w:hAnsi="Montserrat" w:eastAsia="Montserrat" w:cs="Montserrat"/>
+          <w:b/>
+          <w:caps/>
+          <w:color w:val="FFFFFF"/>
+          <w:sz w:val="22"/>
         </w:rPr>
         <w:t>Benefícios</w:t>
       </w:r>
     </w:p>
-    <w:tbl>
-      <w:tblPr>
-        <w:tblStyle w:val="TableGrid"/>
-        <w:tblW w:type="auto" w:w="0"/>
-        <w:tblLook w:firstColumn="1" w:firstRow="1" w:lastColumn="0" w:lastRow="0" w:noHBand="0" w:noVBand="1" w:val="04A0"/>
-      </w:tblPr>
-      <w:tblGrid>
-        <w:gridCol w:w="10092"/>
-      </w:tblGrid>
-      <w:tr>
-        <w:tc>
-          <w:tcPr>
-            <w:tcW w:type="dxa" w:w="10092"/>
-            <w:shd w:fill="F3F5FA"/>
-          </w:tcPr>
-          <w:p>
-            <w:r>
-              <w:rPr>
-                <w:b w:val="0"/>
-              </w:rPr>
-              <w:t>Reduz de 40 para 15 as horas mensais da nossa equipe com pedidos de complemento (meta medida no piloto com 8 analistas).</w:t>
-              <w:br/>
-              <w:t>O agente envia o pedido completo de uma vez e acompanha o andamento.</w:t>
-            </w:r>
-          </w:p>
-        </w:tc>
-      </w:tr>
-    </w:tbl>
+    <w:p>
+      <w:pPr>
+        <w:spacing w:after="140" w:line="256" w:lineRule="exact"/>
+      </w:pPr>
+      <w:r>
+        <w:rPr>
+          <w:rFonts w:ascii="Montserrat" w:hAnsi="Montserrat" w:eastAsia="Montserrat" w:cs="Montserrat"/>
+          <w:b w:val="0"/>
+          <w:color w:val="30343B"/>
+          <w:sz w:val="19"/>
+        </w:rPr>
+        <w:t>Reduz de 40 para 15 as horas mensais da nossa equipe com pedidos de complemento (meta medida no piloto com 8 analistas).</w:t>
+        <w:br/>
+        <w:t>O agente envia o pedido completo de uma vez e acompanha o andamento.</w:t>
+      </w:r>
+    </w:p>
+    <w:p>
+      <w:pPr>
+        <w:spacing w:before="0" w:after="160" w:line="256" w:lineRule="exact"/>
+      </w:pPr>
+      <w:r/>
+      <w:r>
+        <w:rPr>
+          <w:rFonts w:ascii="Montserrat" w:hAnsi="Montserrat" w:eastAsia="Montserrat" w:cs="Montserrat"/>
+          <w:b w:val="0"/>
+          <w:color w:val="30343B"/>
+          <w:sz w:val="19"/>
+        </w:rPr>
+      </w:r>
+    </w:p>
     <w:sectPr>
-      <w:headerReference w:type="default" r:id="rId9"/>
       <w:pgSz w:w="11906" w:h="16838"/>
-      <w:pgMar w:top="907" w:right="907" w:bottom="907" w:left="907" w:header="720" w:footer="720" w:gutter="0"/>
+      <w:pgMar w:top="907" w:right="907" w:bottom="907" w:left="907" w:header="113" w:footer="283" w:gutter="0"/>
       <w:cols w:space="720"/>
       <w:docGrid w:linePitch="360"/>
     </w:sectPr>
   </w:body>
 </w:document>
-</file>
-
-<file path=word/header1.xml><?xml version="1.0" encoding="utf-8"?>
-<w:hdr xmlns:m="http://schemas.openxmlformats.org/officeDocument/2006/math" xmlns:mc="http://schemas.openxmlformats.org/markup-compatibility/2006" xmlns:mo="http://schemas.microsoft.com/office/mac/office/2008/main" xmlns:mv="urn:schemas-microsoft-com:mac:vml" xmlns:o="urn:schemas-microsoft-com:office:office" xmlns:r="http://schemas.openxmlformats.org/officeDocument/2006/relationships" xmlns:v="urn:schemas-microsoft-com:vml" xmlns:w10="urn:schemas-microsoft-com:office:word" xmlns:w14="http://schemas.microsoft.com/office/word/2010/wordml" xmlns:w="http://schemas.openxmlformats.org/wordprocessingml/2006/main" xmlns:wne="http://schemas.microsoft.com/office/word/2006/wordml" xmlns:wp14="http://schemas.microsoft.com/office/word/2010/wordprocessingDrawing" xmlns:wp="http://schemas.openxmlformats.org/drawingml/2006/wordprocessingDrawing" xmlns:wpc="http://schemas.microsoft.com/office/word/2010/wordprocessingCanvas" xmlns:wpg="http://schemas.microsoft.com/office/word/2010/wordprocessingGroup" xmlns:wpi="http://schemas.microsoft.com/office/word/2010/wordprocessingInk" xmlns:wps="http://schemas.microsoft.com/office/word/2010/wordprocessingShape" mc:Ignorable="w14 wp14">
-  <w:p>
-    <w:pPr>
-      <w:pStyle w:val="Header"/>
-      <w:jc w:val="right"/>
-    </w:pPr>
-    <w:r>
-      <w:t xml:space="preserve">CADASTRO DE DEMANDA TECNOLÓGICA (CDT)    </w:t>
-    </w:r>
-    <w:r>
-      <w:drawing>
-        <wp:inline xmlns:a="http://schemas.openxmlformats.org/drawingml/2006/main" xmlns:pic="http://schemas.openxmlformats.org/drawingml/2006/picture">
-          <wp:extent cx="1152000" cy="431878"/>
-          <wp:docPr id="1" name="Picture 1"/>
-          <wp:cNvGraphicFramePr>
-            <a:graphicFrameLocks noChangeAspect="1"/>
-          </wp:cNvGraphicFramePr>
-          <a:graphic>
-            <a:graphicData uri="http://schemas.openxmlformats.org/drawingml/2006/picture">
-              <pic:pic>
-                <pic:nvPicPr>
-                  <pic:cNvPr id="0" name="logo_ccee.png"/>
-                  <pic:cNvPicPr/>
-                </pic:nvPicPr>
-                <pic:blipFill>
-                  <a:blip r:embed="rId1"/>
-                  <a:stretch>
-                    <a:fillRect/>
-                  </a:stretch>
-                </pic:blipFill>
-                <pic:spPr>
-                  <a:xfrm>
-                    <a:off x="0" y="0"/>
-                    <a:ext cx="1152000" cy="431878"/>
-                  </a:xfrm>
-                  <a:prstGeom prst="rect"/>
-                </pic:spPr>
-              </pic:pic>
-            </a:graphicData>
-          </a:graphic>
-        </wp:inline>
-      </w:drawing>
-    </w:r>
-  </w:p>
-</w:hdr>
 </file>
 
 <file path=word/numbering.xml><?xml version="1.0" encoding="utf-8"?>
@@ -741,6 +873,9 @@
     <w:name w:val="Normal"/>
     <w:qFormat/>
     <w:rsid w:val="00FC693F"/>
+    <w:pPr>
+      <w:spacing w:after="0" w:line="256" w:lineRule="exact"/>
+    </w:pPr>
     <w:rPr>
       <w:rFonts w:ascii="Montserrat" w:hAnsi="Montserrat"/>
       <w:sz w:val="19"/>
@@ -809,7 +944,7 @@
       <w:b/>
       <w:bCs/>
       <w:color w:val="193C8E"/>
-      <w:sz w:val="28"/>
+      <w:sz w:val="22"/>
       <w:szCs w:val="28"/>
     </w:rPr>
   </w:style>
@@ -1095,10 +1230,11 @@
     </w:pPr>
     <w:rPr>
       <w:rFonts w:asciiTheme="majorHAnsi" w:eastAsiaTheme="majorEastAsia" w:hAnsiTheme="majorHAnsi" w:cstheme="majorBidi" w:ascii="Montserrat" w:hAnsi="Montserrat"/>
+      <w:b/>
       <w:color w:val="193C8E"/>
       <w:spacing w:val="5"/>
       <w:kern w:val="28"/>
-      <w:sz w:val="52"/>
+      <w:sz w:val="60"/>
       <w:szCs w:val="52"/>
     </w:rPr>
   </w:style>

--- a/_SAMPLES_ENTREGAVEIS/cdt/sample-cdt-v1.3.0.docx
+++ b/_SAMPLES_ENTREGAVEIS/cdt/sample-cdt-v1.3.0.docx
@@ -7,7 +7,7 @@
         <w:tabs>
           <w:tab w:pos="10092" w:val="right"/>
         </w:tabs>
-        <w:spacing w:line="560" w:lineRule="exact"/>
+        <w:spacing w:line="720" w:lineRule="exact"/>
         <w:pBdr>
           <w:bottom w:val="single" w:sz="12" w:color="193C8E"/>
         </w:pBdr>
@@ -60,7 +60,7 @@
     <w:p>
       <w:pPr>
         <w:pStyle w:val="Title"/>
-        <w:spacing w:before="160" w:after="120"/>
+        <w:spacing w:before="0" w:after="120"/>
       </w:pPr>
       <w:r>
         <w:rPr>

--- a/_SAMPLES_ENTREGAVEIS/cdt/sample-cdt-v1.3.0.docx
+++ b/_SAMPLES_ENTREGAVEIS/cdt/sample-cdt-v1.3.0.docx
@@ -105,7 +105,10 @@
     <w:p>
       <w:pPr>
         <w:pStyle w:val="Heading1"/>
-        <w:spacing w:before="200" w:after="140" w:line="264" w:lineRule="exact"/>
+        <w:tabs>
+          <w:tab w:pos="240" w:val="left"/>
+        </w:tabs>
+        <w:spacing w:before="200" w:after="140" w:line="600" w:lineRule="exact"/>
         <w:shd w:fill="102661"/>
       </w:pPr>
       <w:r>
@@ -113,6 +116,7 @@
           <w:caps/>
           <w:color w:val="FFFFFF"/>
         </w:rPr>
+        <w:tab/>
       </w:r>
       <w:r>
         <w:rPr>
@@ -156,7 +160,10 @@
     <w:p>
       <w:pPr>
         <w:pStyle w:val="Heading1"/>
-        <w:spacing w:before="200" w:after="140" w:line="264" w:lineRule="exact"/>
+        <w:tabs>
+          <w:tab w:pos="240" w:val="left"/>
+        </w:tabs>
+        <w:spacing w:before="200" w:after="140" w:line="600" w:lineRule="exact"/>
         <w:shd w:fill="102661"/>
       </w:pPr>
       <w:r>
@@ -164,6 +171,7 @@
           <w:caps/>
           <w:color w:val="FFFFFF"/>
         </w:rPr>
+        <w:tab/>
       </w:r>
       <w:r>
         <w:rPr>
@@ -397,7 +405,10 @@
     <w:p>
       <w:pPr>
         <w:pStyle w:val="Heading1"/>
-        <w:spacing w:before="200" w:after="140" w:line="264" w:lineRule="exact"/>
+        <w:tabs>
+          <w:tab w:pos="240" w:val="left"/>
+        </w:tabs>
+        <w:spacing w:before="200" w:after="140" w:line="600" w:lineRule="exact"/>
         <w:shd w:fill="102661"/>
       </w:pPr>
       <w:r>
@@ -405,6 +416,7 @@
           <w:caps/>
           <w:color w:val="FFFFFF"/>
         </w:rPr>
+        <w:tab/>
       </w:r>
       <w:r>
         <w:rPr>
@@ -450,7 +462,10 @@
     <w:p>
       <w:pPr>
         <w:pStyle w:val="Heading1"/>
-        <w:spacing w:before="200" w:after="140" w:line="264" w:lineRule="exact"/>
+        <w:tabs>
+          <w:tab w:pos="240" w:val="left"/>
+        </w:tabs>
+        <w:spacing w:before="200" w:after="140" w:line="600" w:lineRule="exact"/>
         <w:shd w:fill="102661"/>
       </w:pPr>
       <w:r>
@@ -458,6 +473,7 @@
           <w:caps/>
           <w:color w:val="FFFFFF"/>
         </w:rPr>
+        <w:tab/>
       </w:r>
       <w:r>
         <w:rPr>

--- a/_SAMPLES_ENTREGAVEIS/cdt/sample-cdt-v1.3.0.docx
+++ b/_SAMPLES_ENTREGAVEIS/cdt/sample-cdt-v1.3.0.docx
@@ -108,8 +108,12 @@
         <w:tabs>
           <w:tab w:pos="240" w:val="left"/>
         </w:tabs>
-        <w:spacing w:before="200" w:after="140" w:line="600" w:lineRule="exact"/>
+        <w:spacing w:before="200" w:after="140" w:line="264" w:lineRule="exact"/>
         <w:shd w:fill="102661"/>
+        <w:pBdr>
+          <w:top w:val="single" w:sz="72" w:color="102661" w:space="0"/>
+          <w:bottom w:val="single" w:sz="72" w:color="102661" w:space="0"/>
+        </w:pBdr>
       </w:pPr>
       <w:r>
         <w:rPr>
@@ -145,17 +149,8 @@
     </w:p>
     <w:p>
       <w:pPr>
-        <w:spacing w:before="0" w:after="160" w:line="256" w:lineRule="exact"/>
+        <w:spacing w:line="20" w:lineRule="exact" w:after="180"/>
       </w:pPr>
-      <w:r/>
-      <w:r>
-        <w:rPr>
-          <w:rFonts w:ascii="Montserrat" w:hAnsi="Montserrat" w:eastAsia="Montserrat" w:cs="Montserrat"/>
-          <w:b w:val="0"/>
-          <w:color w:val="30343B"/>
-          <w:sz w:val="19"/>
-        </w:rPr>
-      </w:r>
     </w:p>
     <w:p>
       <w:pPr>
@@ -163,8 +158,12 @@
         <w:tabs>
           <w:tab w:pos="240" w:val="left"/>
         </w:tabs>
-        <w:spacing w:before="200" w:after="140" w:line="600" w:lineRule="exact"/>
+        <w:spacing w:before="200" w:after="140" w:line="264" w:lineRule="exact"/>
         <w:shd w:fill="102661"/>
+        <w:pBdr>
+          <w:top w:val="single" w:sz="72" w:color="102661" w:space="0"/>
+          <w:bottom w:val="single" w:sz="72" w:color="102661" w:space="0"/>
+        </w:pBdr>
       </w:pPr>
       <w:r>
         <w:rPr>
@@ -390,17 +389,8 @@
     </w:p>
     <w:p>
       <w:pPr>
-        <w:spacing w:before="0" w:after="160" w:line="256" w:lineRule="exact"/>
+        <w:spacing w:line="20" w:lineRule="exact" w:after="180"/>
       </w:pPr>
-      <w:r/>
-      <w:r>
-        <w:rPr>
-          <w:rFonts w:ascii="Montserrat" w:hAnsi="Montserrat" w:eastAsia="Montserrat" w:cs="Montserrat"/>
-          <w:b w:val="0"/>
-          <w:color w:val="30343B"/>
-          <w:sz w:val="19"/>
-        </w:rPr>
-      </w:r>
     </w:p>
     <w:p>
       <w:pPr>
@@ -408,8 +398,12 @@
         <w:tabs>
           <w:tab w:pos="240" w:val="left"/>
         </w:tabs>
-        <w:spacing w:before="200" w:after="140" w:line="600" w:lineRule="exact"/>
+        <w:spacing w:before="200" w:after="140" w:line="264" w:lineRule="exact"/>
         <w:shd w:fill="102661"/>
+        <w:pBdr>
+          <w:top w:val="single" w:sz="72" w:color="102661" w:space="0"/>
+          <w:bottom w:val="single" w:sz="72" w:color="102661" w:space="0"/>
+        </w:pBdr>
       </w:pPr>
       <w:r>
         <w:rPr>
@@ -447,17 +441,8 @@
     </w:p>
     <w:p>
       <w:pPr>
-        <w:spacing w:before="0" w:after="160" w:line="256" w:lineRule="exact"/>
+        <w:spacing w:line="20" w:lineRule="exact" w:after="180"/>
       </w:pPr>
-      <w:r/>
-      <w:r>
-        <w:rPr>
-          <w:rFonts w:ascii="Montserrat" w:hAnsi="Montserrat" w:eastAsia="Montserrat" w:cs="Montserrat"/>
-          <w:b w:val="0"/>
-          <w:color w:val="30343B"/>
-          <w:sz w:val="19"/>
-        </w:rPr>
-      </w:r>
     </w:p>
     <w:p>
       <w:pPr>
@@ -465,8 +450,12 @@
         <w:tabs>
           <w:tab w:pos="240" w:val="left"/>
         </w:tabs>
-        <w:spacing w:before="200" w:after="140" w:line="600" w:lineRule="exact"/>
+        <w:spacing w:before="200" w:after="140" w:line="264" w:lineRule="exact"/>
         <w:shd w:fill="102661"/>
+        <w:pBdr>
+          <w:top w:val="single" w:sz="72" w:color="102661" w:space="0"/>
+          <w:bottom w:val="single" w:sz="72" w:color="102661" w:space="0"/>
+        </w:pBdr>
       </w:pPr>
       <w:r>
         <w:rPr>
@@ -504,17 +493,8 @@
     </w:p>
     <w:p>
       <w:pPr>
-        <w:spacing w:before="0" w:after="160" w:line="256" w:lineRule="exact"/>
+        <w:spacing w:line="20" w:lineRule="exact" w:after="180"/>
       </w:pPr>
-      <w:r/>
-      <w:r>
-        <w:rPr>
-          <w:rFonts w:ascii="Montserrat" w:hAnsi="Montserrat" w:eastAsia="Montserrat" w:cs="Montserrat"/>
-          <w:b w:val="0"/>
-          <w:color w:val="30343B"/>
-          <w:sz w:val="19"/>
-        </w:rPr>
-      </w:r>
     </w:p>
     <w:sectPr>
       <w:pgSz w:w="11906" w:h="16838"/>
